--- a/Docs/SecurityDocs/SD12-MORTGAGE DEED (AGRICULTURAL ADVANCES).docx
+++ b/Docs/SecurityDocs/SD12-MORTGAGE DEED (AGRICULTURAL ADVANCES).docx
@@ -1,6 +1,6 @@
 
 <file path=word/document.xml><?xml version="1.0" encoding="utf-8"?>
-<w:document xmlns:wpc="http://schemas.microsoft.com/office/word/2010/wordprocessingCanvas" xmlns:cx="http://schemas.microsoft.com/office/drawing/2014/chartex" xmlns:cx1="http://schemas.microsoft.com/office/drawing/2015/9/8/chartex" xmlns:cx2="http://schemas.microsoft.com/office/drawing/2015/10/21/chartex" xmlns:cx3="http://schemas.microsoft.com/office/drawing/2016/5/9/chartex" xmlns:cx4="http://schemas.microsoft.com/office/drawing/2016/5/10/chartex" xmlns:cx5="http://schemas.microsoft.com/office/drawing/2016/5/11/chartex" xmlns:cx6="http://schemas.microsoft.com/office/drawing/2016/5/12/chartex" xmlns:cx7="http://schemas.microsoft.com/office/drawing/2016/5/13/chartex" xmlns:cx8="http://schemas.microsoft.com/office/drawing/2016/5/14/chartex" xmlns:mc="http://schemas.openxmlformats.org/markup-compatibility/2006" xmlns:aink="http://schemas.microsoft.com/office/drawing/2016/ink" xmlns:am3d="http://schemas.microsoft.com/office/drawing/2017/model3d" xmlns:o="urn:schemas-microsoft-com:office:office" xmlns:oel="http://schemas.microsoft.com/office/2019/extlst" xmlns:r="http://schemas.openxmlformats.org/officeDocument/2006/relationships" xmlns:m="http://schemas.openxmlformats.org/officeDocument/2006/math" xmlns:v="urn:schemas-microsoft-com:vml" xmlns:wp14="http://schemas.microsoft.com/office/word/2010/wordprocessingDrawing" xmlns:wp="http://schemas.openxmlformats.org/drawingml/2006/wordprocessingDrawing" xmlns:w10="urn:schemas-microsoft-com:office:word" xmlns:w="http://schemas.openxmlformats.org/wordprocessingml/2006/main" xmlns:w14="http://schemas.microsoft.com/office/word/2010/wordml" xmlns:w15="http://schemas.microsoft.com/office/word/2012/wordml" xmlns:w16cei="http://schemas.microsoft.com/office/word/2026/wordml/cei" xmlns:w16cex="http://schemas.microsoft.com/office/word/2018/wordml/cex" xmlns:w16cid="http://schemas.microsoft.com/office/word/2016/wordml/cid" xmlns:w16="http://schemas.microsoft.com/office/word/2018/wordml" xmlns:w16du="http://schemas.microsoft.com/office/word/2023/wordml/word16du" xmlns:w16sdtdh="http://schemas.microsoft.com/office/word/2020/wordml/sdtdatahash" xmlns:w16sdtfl="http://schemas.microsoft.com/office/word/2024/wordml/sdtformatlock" xmlns:w16se="http://schemas.microsoft.com/office/word/2015/wordml/symex" xmlns:wpg="http://schemas.microsoft.com/office/word/2010/wordprocessingGroup" xmlns:wpi="http://schemas.microsoft.com/office/word/2010/wordprocessingInk" xmlns:wne="http://schemas.microsoft.com/office/word/2006/wordml" xmlns:wps="http://schemas.microsoft.com/office/word/2010/wordprocessingShape" mc:Ignorable="w14 w15 w16se w16cid w16 w16cex w16sdtdh w16sdtfl w16du wp14">
+<w:document xmlns:wpc="http://schemas.microsoft.com/office/word/2010/wordprocessingCanvas" xmlns:cx="http://schemas.microsoft.com/office/drawing/2014/chartex" xmlns:cx1="http://schemas.microsoft.com/office/drawing/2015/9/8/chartex" xmlns:cx2="http://schemas.microsoft.com/office/drawing/2015/10/21/chartex" xmlns:cx3="http://schemas.microsoft.com/office/drawing/2016/5/9/chartex" xmlns:cx4="http://schemas.microsoft.com/office/drawing/2016/5/10/chartex" xmlns:cx5="http://schemas.microsoft.com/office/drawing/2016/5/11/chartex" xmlns:cx6="http://schemas.microsoft.com/office/drawing/2016/5/12/chartex" xmlns:cx7="http://schemas.microsoft.com/office/drawing/2016/5/13/chartex" xmlns:cx8="http://schemas.microsoft.com/office/drawing/2016/5/14/chartex" xmlns:mc="http://schemas.openxmlformats.org/markup-compatibility/2006" xmlns:aink="http://schemas.microsoft.com/office/drawing/2016/ink" xmlns:am3d="http://schemas.microsoft.com/office/drawing/2017/model3d" xmlns:o="urn:schemas-microsoft-com:office:office" xmlns:oel="http://schemas.microsoft.com/office/2019/extlst" xmlns:r="http://schemas.openxmlformats.org/officeDocument/2006/relationships" xmlns:m="http://schemas.openxmlformats.org/officeDocument/2006/math" xmlns:v="urn:schemas-microsoft-com:vml" xmlns:wp14="http://schemas.microsoft.com/office/word/2010/wordprocessingDrawing" xmlns:wp="http://schemas.openxmlformats.org/drawingml/2006/wordprocessingDrawing" xmlns:w10="urn:schemas-microsoft-com:office:word" xmlns:w="http://schemas.openxmlformats.org/wordprocessingml/2006/main" xmlns:w14="http://schemas.microsoft.com/office/word/2010/wordml" xmlns:w15="http://schemas.microsoft.com/office/word/2012/wordml" xmlns:w16cex="http://schemas.microsoft.com/office/word/2018/wordml/cex" xmlns:w16cid="http://schemas.microsoft.com/office/word/2016/wordml/cid" xmlns:w16="http://schemas.microsoft.com/office/word/2018/wordml" xmlns:w16du="http://schemas.microsoft.com/office/word/2023/wordml/word16du" xmlns:w16sdtdh="http://schemas.microsoft.com/office/word/2020/wordml/sdtdatahash" xmlns:w16sdtfl="http://schemas.microsoft.com/office/word/2024/wordml/sdtformatlock" xmlns:w16se="http://schemas.microsoft.com/office/word/2015/wordml/symex" xmlns:wpg="http://schemas.microsoft.com/office/word/2010/wordprocessingGroup" xmlns:wpi="http://schemas.microsoft.com/office/word/2010/wordprocessingInk" xmlns:wne="http://schemas.microsoft.com/office/word/2006/wordml" xmlns:wps="http://schemas.microsoft.com/office/word/2010/wordprocessingShape" mc:Ignorable="w14 w15 w16se w16cid w16 w16cex w16sdtdh w16sdtfl w16du wp14">
   <w:body>
     <w:p>
       <w:pPr>
@@ -31,13 +31,43 @@
         <w:jc w:val="both"/>
       </w:pPr>
       <w:r>
-        <w:t>This indenture executed this {{DAY}} day of {{MONTH}} 20{{YEAR_YY}} in favour of Union Bank of India, a Body Corporate constituted under Banking Companies (Acquisition &amp; Transfer of Undertakings) Act, 1970 having its Head Office at 239, Vidhan Bhavan Marg, Nariman Point, Mumbai-400 021 and a branch office inter</w:t>
+        <w:t xml:space="preserve">This indenture executed this </w:t>
+      </w:r>
+      <w:r>
+        <w:rPr>
+          <w:b/>
+          <w:bCs/>
+        </w:rPr>
+        <w:t>{{DAY}}</w:t>
+      </w:r>
+      <w:r>
+        <w:t xml:space="preserve"> day of </w:t>
+      </w:r>
+      <w:r>
+        <w:rPr>
+          <w:b/>
+          <w:bCs/>
+        </w:rPr>
+        <w:t>{{MONTH}} 20{{YEAR_YY}}</w:t>
+      </w:r>
+      <w:r>
+        <w:t xml:space="preserve"> in favour of Union Bank of India, a Body Corporate constituted under Banking Companies (Acquisition &amp; Transfer of Undertakings) Act, 1970 having its Head Office at 239, Vidhan Bhavan Marg, Nariman Point, Mumbai-400 021 and a branch office inter</w:t>
       </w:r>
       <w:r>
         <w:t xml:space="preserve"> </w:t>
       </w:r>
       <w:r>
-        <w:t xml:space="preserve">alia at {{BRANCH_NAME}} (hereinafter called "the bank" which expression shall include its successor and assigns) by </w:t>
+        <w:t xml:space="preserve">alia at </w:t>
+      </w:r>
+      <w:r>
+        <w:rPr>
+          <w:b/>
+          <w:bCs/>
+        </w:rPr>
+        <w:t>{{BRANCH_NAME}}</w:t>
+      </w:r>
+      <w:r>
+        <w:t xml:space="preserve"> (hereinafter called "the bank" which expression shall include its successor and assigns) by </w:t>
       </w:r>
     </w:p>
     <w:p>
@@ -49,13 +79,37 @@
         <w:jc w:val="both"/>
       </w:pPr>
       <w:r>
-        <w:t>Mr./Mrs. / M/s. {{BORROWER_NAME}} *Son of/wife of/daughter of {{FATHER</w:t>
-      </w:r>
-      <w:r>
-        <w:t>_SPOUSE</w:t>
-      </w:r>
-      <w:r>
-        <w:t xml:space="preserve">_NAME}} address {{BORROWER_ADDRESS}} </w:t>
+        <w:t xml:space="preserve">Mr./Mrs. / M/s. </w:t>
+      </w:r>
+      <w:r>
+        <w:rPr>
+          <w:b/>
+          <w:bCs/>
+        </w:rPr>
+        <w:t>{{BORROWER_NAME}}</w:t>
+      </w:r>
+      <w:r>
+        <w:t xml:space="preserve"> *Son of/wife of/daughter of </w:t>
+      </w:r>
+      <w:r>
+        <w:rPr>
+          <w:b/>
+          <w:bCs/>
+        </w:rPr>
+        <w:t>{{FATHER_SPOUSE_NAME}}</w:t>
+      </w:r>
+      <w:r>
+        <w:t xml:space="preserve"> address </w:t>
+      </w:r>
+      <w:r>
+        <w:rPr>
+          <w:b/>
+          <w:bCs/>
+        </w:rPr>
+        <w:t>{{BORROWER_ADDRESS}}</w:t>
+      </w:r>
+      <w:r>
+        <w:t xml:space="preserve"> </w:t>
       </w:r>
     </w:p>
     <w:p>
@@ -65,9 +119,40 @@
           <w:numId w:val="6"/>
         </w:numPr>
         <w:jc w:val="both"/>
-      </w:pPr>
-      <w:r>
-        <w:t xml:space="preserve">Mr./Mrs. / M/s. {{CO_BORROWER_NAME}} *Son of/wife of/daughter of {{CO_BORROWER_FATHER_SPOUSE_NAME}} address {{CO_BORROWER_ADDRESS}} </w:t>
+        <w:rPr>
+          <w:b/>
+          <w:bCs/>
+        </w:rPr>
+      </w:pPr>
+      <w:r>
+        <w:t xml:space="preserve">Mr./Mrs. / M/s. </w:t>
+      </w:r>
+      <w:r>
+        <w:rPr>
+          <w:b/>
+          <w:bCs/>
+        </w:rPr>
+        <w:t>{{CO_BORROWER_NAME}}</w:t>
+      </w:r>
+      <w:r>
+        <w:t xml:space="preserve"> *Son of/wife of/daughter of </w:t>
+      </w:r>
+      <w:r>
+        <w:rPr>
+          <w:b/>
+          <w:bCs/>
+        </w:rPr>
+        <w:t>{{CO_BORROWER_FATHER_SPOUSE_NAME}}</w:t>
+      </w:r>
+      <w:r>
+        <w:t xml:space="preserve"> address </w:t>
+      </w:r>
+      <w:r>
+        <w:rPr>
+          <w:b/>
+          <w:bCs/>
+        </w:rPr>
+        <w:t xml:space="preserve">{{CO_BORROWER_ADDRESS}} </w:t>
       </w:r>
     </w:p>
     <w:p>
@@ -79,7 +164,37 @@
         <w:jc w:val="both"/>
       </w:pPr>
       <w:r>
-        <w:t xml:space="preserve">Mr./Mrs. / M/s. {{BORROWER_3_NAME}} *Son of/wife of/daughter of {{BORROWER_3_FATHER_SPOUSE_NAME}} address {{BORROWER_3_ADDRESS}} </w:t>
+        <w:t xml:space="preserve">Mr./Mrs. / M/s. </w:t>
+      </w:r>
+      <w:r>
+        <w:rPr>
+          <w:b/>
+          <w:bCs/>
+        </w:rPr>
+        <w:t>{{BORROWER_3_NAME}}</w:t>
+      </w:r>
+      <w:r>
+        <w:t xml:space="preserve"> *Son of/wife of/daughter of </w:t>
+      </w:r>
+      <w:r>
+        <w:rPr>
+          <w:b/>
+          <w:bCs/>
+        </w:rPr>
+        <w:t>{{BORROWER_3_FATHER_SPOUSE_NAME}}</w:t>
+      </w:r>
+      <w:r>
+        <w:t xml:space="preserve"> address </w:t>
+      </w:r>
+      <w:r>
+        <w:rPr>
+          <w:b/>
+          <w:bCs/>
+        </w:rPr>
+        <w:t>{{BORROWER_3_ADDRESS}}</w:t>
+      </w:r>
+      <w:r>
+        <w:t xml:space="preserve"> </w:t>
       </w:r>
     </w:p>
     <w:p>
@@ -89,9 +204,40 @@
           <w:numId w:val="6"/>
         </w:numPr>
         <w:jc w:val="both"/>
-      </w:pPr>
-      <w:r>
-        <w:t xml:space="preserve">Mr./Mrs. / M/s. {{BORROWER_4_NAME}} *Son of/wife of/daughter of {{BORROWER_4_FATHER_SPOUSE_NAME}} address {{BORROWER_4_ADDRESS}} </w:t>
+        <w:rPr>
+          <w:b/>
+          <w:bCs/>
+        </w:rPr>
+      </w:pPr>
+      <w:r>
+        <w:t xml:space="preserve">Mr./Mrs. / M/s. </w:t>
+      </w:r>
+      <w:r>
+        <w:rPr>
+          <w:b/>
+          <w:bCs/>
+        </w:rPr>
+        <w:t>{{BORROWER_4_NAME}}</w:t>
+      </w:r>
+      <w:r>
+        <w:t xml:space="preserve"> *Son of/wife of/daughter of </w:t>
+      </w:r>
+      <w:r>
+        <w:rPr>
+          <w:b/>
+          <w:bCs/>
+        </w:rPr>
+        <w:t>{{BORROWER_4_FATHER_SPOUSE_NAME}}</w:t>
+      </w:r>
+      <w:r>
+        <w:t xml:space="preserve"> address </w:t>
+      </w:r>
+      <w:r>
+        <w:rPr>
+          <w:b/>
+          <w:bCs/>
+        </w:rPr>
+        <w:t xml:space="preserve">{{BORROWER_4_ADDRESS}} </w:t>
       </w:r>
     </w:p>
     <w:p>
@@ -137,15 +283,7 @@
         <w:jc w:val="both"/>
       </w:pPr>
       <w:r>
-        <w:t xml:space="preserve">WHEREAS the Borrower(s) is/are the absolute and exclusive owner(s) and/or is/are otherwise well and sufficiently entitled to the piece or parcel of land specified in the Schedule II hereto, together with all trees and buildings thereon (hereinafter referred to as "the Land"), which is free from encumbrances, attachments, charges and liens whatsoever other than the </w:t>
-      </w:r>
-      <w:proofErr w:type="gramStart"/>
-      <w:r>
-        <w:t>following:-</w:t>
-      </w:r>
-      <w:proofErr w:type="gramEnd"/>
-      <w:r>
-        <w:t xml:space="preserve"> </w:t>
+        <w:t xml:space="preserve">WHEREAS the Borrower(s) is/are the absolute and exclusive owner(s) and/or is/are otherwise well and sufficiently entitled to the piece or parcel of land specified in the Schedule II hereto, together with all trees and buildings thereon (hereinafter referred to as "the Land"), which is free from encumbrances, attachments, charges and liens whatsoever other than the following:- </w:t>
       </w:r>
     </w:p>
     <w:p>
@@ -161,11 +299,28 @@
         <w:jc w:val="both"/>
       </w:pPr>
       <w:r>
+        <w:lastRenderedPageBreak/>
         <w:t xml:space="preserve">AND WHEREAS at the request of the Borrower(s), the Bank has granted/agreed to grant from time to time to the Borrower(s) accommodation to the aggregate extent of Rs. </w:t>
       </w:r>
       <w:r>
-        <w:lastRenderedPageBreak/>
-        <w:t>{{AGGREGATE_LOAN_AMOUNT_FIGURE}} (Rupees {{AGGREGATE_LOAN_AMOUNT_WORDS}} only) inter</w:t>
+        <w:rPr>
+          <w:b/>
+          <w:bCs/>
+        </w:rPr>
+        <w:t>{{AGGREGATE_LOAN_AMOUNT_FIGURE}}</w:t>
+      </w:r>
+      <w:r>
+        <w:t xml:space="preserve"> (Rupees </w:t>
+      </w:r>
+      <w:r>
+        <w:rPr>
+          <w:b/>
+          <w:bCs/>
+        </w:rPr>
+        <w:t>{{AGGREGATE_LOAN_AMOUNT_WORDS}}</w:t>
+      </w:r>
+      <w:r>
+        <w:t xml:space="preserve"> only) inter</w:t>
       </w:r>
       <w:r>
         <w:t xml:space="preserve"> </w:t>
@@ -191,7 +346,27 @@
         <w:jc w:val="both"/>
       </w:pPr>
       <w:r>
-        <w:t xml:space="preserve">Cash Credit at any one time up to the limit of Rs. {{CASH_CREDIT_LIMIT_FIGURE}} (Rupees {{CASH_CREDIT_LIMIT_WORDS}} only) </w:t>
+        <w:t xml:space="preserve">Cash Credit at any one time up to the limit of Rs. </w:t>
+      </w:r>
+      <w:r>
+        <w:rPr>
+          <w:b/>
+          <w:bCs/>
+        </w:rPr>
+        <w:t>{{CASH_CREDIT_LIMIT_FIGURE}}</w:t>
+      </w:r>
+      <w:r>
+        <w:t xml:space="preserve"> (Rupees </w:t>
+      </w:r>
+      <w:r>
+        <w:rPr>
+          <w:b/>
+          <w:bCs/>
+        </w:rPr>
+        <w:t>{{CASH_CREDIT_LIMIT_WORDS}}</w:t>
+      </w:r>
+      <w:r>
+        <w:t xml:space="preserve"> only) </w:t>
       </w:r>
     </w:p>
     <w:p>
@@ -203,7 +378,27 @@
         <w:jc w:val="both"/>
       </w:pPr>
       <w:r>
-        <w:t xml:space="preserve">Overdrafts at any one time to the extent of Rs. {{OVERDRAFT_LIMIT_FIGURE}} (Rupees {{OVERDRAFT_LIMIT_WORDS}} only) </w:t>
+        <w:t xml:space="preserve">Overdrafts at any one time to the extent of Rs. </w:t>
+      </w:r>
+      <w:r>
+        <w:rPr>
+          <w:b/>
+          <w:bCs/>
+        </w:rPr>
+        <w:t>{{OVERDRAFT_LIMIT_FIGURE}}</w:t>
+      </w:r>
+      <w:r>
+        <w:t xml:space="preserve"> (Rupees </w:t>
+      </w:r>
+      <w:r>
+        <w:rPr>
+          <w:b/>
+          <w:bCs/>
+        </w:rPr>
+        <w:t>{{OVERDRAFT_LIMIT_WORDS}}</w:t>
+      </w:r>
+      <w:r>
+        <w:t xml:space="preserve"> only) </w:t>
       </w:r>
     </w:p>
     <w:p>
@@ -215,7 +410,27 @@
         <w:jc w:val="both"/>
       </w:pPr>
       <w:r>
-        <w:t xml:space="preserve">Demand Loans at any one time for Rs. {{DEMAND_LOAN_LIMIT_FIGURE}} (Rupees {{DEMAND_LOAN_LIMIT_WORDS}} only) </w:t>
+        <w:t xml:space="preserve">Demand Loans at any one time for Rs. </w:t>
+      </w:r>
+      <w:r>
+        <w:rPr>
+          <w:b/>
+          <w:bCs/>
+        </w:rPr>
+        <w:t>{{DEMAND_LOAN_LIMIT_FIGURE}}</w:t>
+      </w:r>
+      <w:r>
+        <w:t xml:space="preserve"> (Rupees </w:t>
+      </w:r>
+      <w:r>
+        <w:rPr>
+          <w:b/>
+          <w:bCs/>
+        </w:rPr>
+        <w:t>{{DEMAND_LOAN_LIMIT_WORDS}}</w:t>
+      </w:r>
+      <w:r>
+        <w:t xml:space="preserve"> only) </w:t>
       </w:r>
     </w:p>
     <w:p>
@@ -227,7 +442,27 @@
         <w:jc w:val="both"/>
       </w:pPr>
       <w:r>
-        <w:t xml:space="preserve">Term Loans at any one time of Rs. {{TERM_LOAN_LIMIT_FIGURE}} (Rupees {{TERM_LOAN_LIMIT_WORDS}} only) </w:t>
+        <w:t xml:space="preserve">Term Loans at any one time of Rs. </w:t>
+      </w:r>
+      <w:r>
+        <w:rPr>
+          <w:b/>
+          <w:bCs/>
+        </w:rPr>
+        <w:t>{{TERM_LOAN_LIMIT_FIGURE}}</w:t>
+      </w:r>
+      <w:r>
+        <w:t xml:space="preserve"> (Rupees </w:t>
+      </w:r>
+      <w:r>
+        <w:rPr>
+          <w:b/>
+          <w:bCs/>
+        </w:rPr>
+        <w:t>{{TERM_LOAN_LIMIT_WORDS}}</w:t>
+      </w:r>
+      <w:r>
+        <w:t xml:space="preserve"> only) </w:t>
       </w:r>
     </w:p>
     <w:p>
@@ -239,7 +474,27 @@
         <w:jc w:val="both"/>
       </w:pPr>
       <w:r>
-        <w:t xml:space="preserve">Other Credit facility at any one time of Rs. {{OTHER_FACILITY_LIMIT_FIGURE}} (Rupees {{OTHER_FACILITY_LIMIT_WORDS}} only) </w:t>
+        <w:t xml:space="preserve">Other Credit facility at any one time of Rs. </w:t>
+      </w:r>
+      <w:r>
+        <w:rPr>
+          <w:b/>
+          <w:bCs/>
+        </w:rPr>
+        <w:t>{{OTHER_FACILITY_LIMIT_FIGURE}}</w:t>
+      </w:r>
+      <w:r>
+        <w:t xml:space="preserve"> (Rupees </w:t>
+      </w:r>
+      <w:r>
+        <w:rPr>
+          <w:b/>
+          <w:bCs/>
+        </w:rPr>
+        <w:t>{{OTHER_FACILITY_LIMIT_WORDS}}</w:t>
+      </w:r>
+      <w:r>
+        <w:t xml:space="preserve"> only) </w:t>
       </w:r>
     </w:p>
     <w:p>
@@ -340,30 +595,67 @@
     </w:p>
     <w:p>
       <w:pPr>
-        <w:pStyle w:val="ListParagraph"/>
-        <w:numPr>
-          <w:ilvl w:val="1"/>
-          <w:numId w:val="9"/>
-        </w:numPr>
-        <w:ind w:left="993" w:hanging="284"/>
-        <w:jc w:val="both"/>
-        <w:rPr>
-          <w:b/>
-          <w:bCs/>
-        </w:rPr>
-      </w:pPr>
-      <w:r>
-        <w:rPr>
-          <w:b/>
-          <w:bCs/>
-        </w:rPr>
-        <w:t xml:space="preserve">{{INTEREST_RATE}} percentage per annum with {{INTEREST_RESTS}} rests </w:t>
-      </w:r>
-    </w:p>
-    <w:p>
-      <w:pPr>
-        <w:pStyle w:val="ListParagraph"/>
-        <w:ind w:left="993" w:hanging="284"/>
+        <w:jc w:val="both"/>
+      </w:pPr>
+      <w:proofErr w:type="spellStart"/>
+      <w:r>
+        <w:t>i</w:t>
+      </w:r>
+      <w:proofErr w:type="spellEnd"/>
+      <w:r>
+        <w:t xml:space="preserve">) </w:t>
+      </w:r>
+      <w:r>
+        <w:rPr>
+          <w:b/>
+          <w:bCs/>
+        </w:rPr>
+        <w:t>{{</w:t>
+      </w:r>
+      <w:r>
+        <w:rPr>
+          <w:b/>
+          <w:bCs/>
+        </w:rPr>
+        <w:t>FIXED_</w:t>
+      </w:r>
+      <w:r>
+        <w:rPr>
+          <w:b/>
+          <w:bCs/>
+        </w:rPr>
+        <w:t>INTEREST_RATE}}</w:t>
+      </w:r>
+      <w:r>
+        <w:t xml:space="preserve"> percentage per annum with </w:t>
+      </w:r>
+      <w:r>
+        <w:rPr>
+          <w:b/>
+          <w:bCs/>
+        </w:rPr>
+        <w:t>{{</w:t>
+      </w:r>
+      <w:r>
+        <w:rPr>
+          <w:b/>
+          <w:bCs/>
+        </w:rPr>
+        <w:t>FIXED_</w:t>
+      </w:r>
+      <w:r>
+        <w:rPr>
+          <w:b/>
+          <w:bCs/>
+        </w:rPr>
+        <w:t>INTEREST_RESTS}}</w:t>
+      </w:r>
+      <w:r>
+        <w:t xml:space="preserve"> rests </w:t>
+      </w:r>
+    </w:p>
+    <w:p>
+      <w:pPr>
         <w:jc w:val="center"/>
         <w:rPr>
           <w:b/>
@@ -375,50 +667,70 @@
           <w:b/>
           <w:bCs/>
         </w:rPr>
-        <w:t>O</w:t>
-      </w:r>
-      <w:r>
-        <w:rPr>
-          <w:b/>
-          <w:bCs/>
-        </w:rPr>
-        <w:t>r</w:t>
-      </w:r>
-    </w:p>
-    <w:p>
-      <w:pPr>
-        <w:pStyle w:val="ListParagraph"/>
-        <w:numPr>
-          <w:ilvl w:val="1"/>
-          <w:numId w:val="9"/>
-        </w:numPr>
-        <w:ind w:left="993" w:hanging="284"/>
-        <w:jc w:val="both"/>
-        <w:rPr>
-          <w:b/>
-          <w:bCs/>
-        </w:rPr>
-      </w:pPr>
-      <w:r>
-        <w:rPr>
-          <w:b/>
-          <w:bCs/>
-        </w:rPr>
-        <w:t xml:space="preserve">{{MCLR_RATE}} % per annum being the applicable Bank's lending rate 1 yr/2Yr/3Yr/6M/3M/1M/Overnight MCLR rate which is {{MCLR_CURRENT_RATE}} / % per annum at present plus spread of </w:t>
-      </w:r>
-      <w:r>
-        <w:rPr>
-          <w:b/>
-          <w:bCs/>
-        </w:rPr>
         <w:lastRenderedPageBreak/>
-        <w:t xml:space="preserve">{{SPREAD_RATE}} %per annum being monthly/quarterly/Half Yearly / Annual rests </w:t>
-      </w:r>
-    </w:p>
-    <w:p>
-      <w:pPr>
-        <w:pStyle w:val="ListParagraph"/>
-        <w:ind w:left="993" w:hanging="284"/>
+        <w:t>or</w:t>
+      </w:r>
+    </w:p>
+    <w:p>
+      <w:pPr>
+        <w:jc w:val="both"/>
+      </w:pPr>
+      <w:r>
+        <w:t xml:space="preserve">ii) </w:t>
+      </w:r>
+      <w:r>
+        <w:rPr>
+          <w:b/>
+          <w:bCs/>
+        </w:rPr>
+        <w:t>{{MCLR</w:t>
+      </w:r>
+      <w:r>
+        <w:rPr>
+          <w:b/>
+          <w:bCs/>
+        </w:rPr>
+        <w:t>_APPLICABLE</w:t>
+      </w:r>
+      <w:r>
+        <w:rPr>
+          <w:b/>
+          <w:bCs/>
+        </w:rPr>
+        <w:t>_RATE}}</w:t>
+      </w:r>
+      <w:r>
+        <w:t xml:space="preserve"> % per annum being the applicable Bank's lending rate/ 1 yr/2Yr/3Yr/6M/3M/1M/Overnight </w:t>
+      </w:r>
+      <w:r>
+        <w:t xml:space="preserve">- </w:t>
+      </w:r>
+      <w:r>
+        <w:t xml:space="preserve">MCLR rate which is </w:t>
+      </w:r>
+      <w:r>
+        <w:rPr>
+          <w:b/>
+          <w:bCs/>
+        </w:rPr>
+        <w:t>{{MCLR_CURRENT_RATE}}</w:t>
+      </w:r>
+      <w:r>
+        <w:t xml:space="preserve"> % per annum at present plus spread of </w:t>
+      </w:r>
+      <w:r>
+        <w:rPr>
+          <w:b/>
+          <w:bCs/>
+        </w:rPr>
+        <w:t xml:space="preserve">{{MCLR_SPREAD_RATE}} </w:t>
+      </w:r>
+      <w:r>
+        <w:t xml:space="preserve">% per monthly/quarterly/Half Yearly / Annual rests </w:t>
+      </w:r>
+    </w:p>
+    <w:p>
+      <w:pPr>
         <w:jc w:val="center"/>
         <w:rPr>
           <w:b/>
@@ -430,72 +742,87 @@
           <w:b/>
           <w:bCs/>
         </w:rPr>
-        <w:t>O</w:t>
-      </w:r>
-      <w:r>
-        <w:rPr>
-          <w:b/>
-          <w:bCs/>
-        </w:rPr>
-        <w:t>r</w:t>
-      </w:r>
-    </w:p>
-    <w:p>
-      <w:pPr>
-        <w:pStyle w:val="ListParagraph"/>
-        <w:ind w:left="993" w:hanging="284"/>
-        <w:jc w:val="both"/>
-        <w:rPr>
-          <w:b/>
-          <w:bCs/>
-        </w:rPr>
-      </w:pPr>
-      <w:r>
-        <w:rPr>
-          <w:b/>
-          <w:bCs/>
-        </w:rPr>
-        <w:t xml:space="preserve"> iii) {{INTEREST_RATE}} % per annum being EBLR rate (comprising of RBI Repo Rate and *Spread) which is {{EBLR_RATE}} % per annum at present plus Premium of {{PREMIUM_RATE}} % at present compounded monthly/quarterly/half yearly/annually </w:t>
-      </w:r>
-    </w:p>
-    <w:p>
-      <w:pPr>
-        <w:numPr>
-          <w:ilvl w:val="0"/>
-          <w:numId w:val="10"/>
-        </w:numPr>
-        <w:jc w:val="both"/>
-        <w:rPr>
-          <w:b/>
-          <w:bCs/>
-        </w:rPr>
-      </w:pPr>
-      <w:r>
-        <w:rPr>
-          <w:b/>
-          <w:bCs/>
-        </w:rPr>
-        <w:t xml:space="preserve">"Spread" means the rate chargeable to the Borrower by the Bank to cover its costs and shall comprise of operating cost and capital charge. </w:t>
-      </w:r>
-    </w:p>
-    <w:p>
-      <w:pPr>
-        <w:numPr>
-          <w:ilvl w:val="0"/>
-          <w:numId w:val="10"/>
-        </w:numPr>
-        <w:jc w:val="both"/>
-        <w:rPr>
-          <w:b/>
-          <w:bCs/>
-        </w:rPr>
-      </w:pPr>
-      <w:r>
-        <w:rPr>
-          <w:b/>
-          <w:bCs/>
-        </w:rPr>
-        <w:t xml:space="preserve">"Premium" means the rate chargeable to the Borrower by the Bank based on the yearly credit assessment/rating of the Borrower and shall comprises of credit risk premium and strategic premium) </w:t>
+        <w:t>or</w:t>
+      </w:r>
+    </w:p>
+    <w:p>
+      <w:pPr>
+        <w:jc w:val="both"/>
+      </w:pPr>
+      <w:r>
+        <w:t xml:space="preserve">iii) </w:t>
+      </w:r>
+      <w:r>
+        <w:rPr>
+          <w:b/>
+          <w:bCs/>
+        </w:rPr>
+        <w:t>{{</w:t>
+      </w:r>
+      <w:r>
+        <w:rPr>
+          <w:b/>
+          <w:bCs/>
+        </w:rPr>
+        <w:t>EBLR_APPLICABLE</w:t>
+      </w:r>
+      <w:r>
+        <w:rPr>
+          <w:b/>
+          <w:bCs/>
+        </w:rPr>
+        <w:t>_RATE}}</w:t>
+      </w:r>
+      <w:r>
+        <w:t xml:space="preserve"> % per annum being EBLR rate (comprising of RBI Repo Rate and Spread) which is </w:t>
+      </w:r>
+      <w:r>
+        <w:rPr>
+          <w:b/>
+          <w:bCs/>
+        </w:rPr>
+        <w:t>{{EBLR</w:t>
+      </w:r>
+      <w:r>
+        <w:rPr>
+          <w:b/>
+          <w:bCs/>
+        </w:rPr>
+        <w:t>_CURRENT</w:t>
+      </w:r>
+      <w:r>
+        <w:rPr>
+          <w:b/>
+          <w:bCs/>
+        </w:rPr>
+        <w:t>_RATE}}</w:t>
+      </w:r>
+      <w:r>
+        <w:t xml:space="preserve"> % per annum at present plus Premium of </w:t>
+      </w:r>
+      <w:r>
+        <w:rPr>
+          <w:b/>
+          <w:bCs/>
+        </w:rPr>
+        <w:t>{{</w:t>
+      </w:r>
+      <w:r>
+        <w:rPr>
+          <w:b/>
+          <w:bCs/>
+        </w:rPr>
+        <w:t>EBLR_</w:t>
+      </w:r>
+      <w:r>
+        <w:rPr>
+          <w:b/>
+          <w:bCs/>
+        </w:rPr>
+        <w:t xml:space="preserve">PREMIUM_RATE}} </w:t>
+      </w:r>
+      <w:r>
+        <w:t xml:space="preserve">% at present compounded monthly/quarterly/half yearly/annually ("Spread" means the rate chargeable to the Borrower by the Bank to cover its costs and shall comprise of operating cost and capital charge. "Premium" means the rate chargeable to the Borrower by the Bank based on the yearly credit assessment/rating of the Borrower and shall comprises of credit risk premium and strategic premium) </w:t>
       </w:r>
     </w:p>
     <w:p>
@@ -535,9 +862,9 @@
         <w:tblLook w:val="04A0" w:firstRow="1" w:lastRow="0" w:firstColumn="1" w:lastColumn="0" w:noHBand="0" w:noVBand="1"/>
       </w:tblPr>
       <w:tblGrid>
-        <w:gridCol w:w="3160"/>
-        <w:gridCol w:w="2401"/>
-        <w:gridCol w:w="3449"/>
+        <w:gridCol w:w="3155"/>
+        <w:gridCol w:w="2400"/>
+        <w:gridCol w:w="3455"/>
       </w:tblGrid>
       <w:tr>
         <w:trPr>
@@ -651,8 +978,16 @@
           <w:p>
             <w:pPr>
               <w:jc w:val="both"/>
+              <w:rPr>
+                <w:b/>
+                <w:bCs/>
+              </w:rPr>
             </w:pPr>
             <w:r>
+              <w:rPr>
+                <w:b/>
+                <w:bCs/>
+              </w:rPr>
               <w:t>{{CREDIT_LIMIT_NATURE_1}}</w:t>
             </w:r>
           </w:p>
@@ -678,8 +1013,16 @@
           <w:p>
             <w:pPr>
               <w:jc w:val="both"/>
+              <w:rPr>
+                <w:b/>
+                <w:bCs/>
+              </w:rPr>
             </w:pPr>
             <w:r>
+              <w:rPr>
+                <w:b/>
+                <w:bCs/>
+              </w:rPr>
               <w:t>{{LIMIT_AMOUNT_1}}</w:t>
             </w:r>
           </w:p>
@@ -705,8 +1048,16 @@
           <w:p>
             <w:pPr>
               <w:jc w:val="both"/>
+              <w:rPr>
+                <w:b/>
+                <w:bCs/>
+              </w:rPr>
             </w:pPr>
             <w:r>
+              <w:rPr>
+                <w:b/>
+                <w:bCs/>
+              </w:rPr>
               <w:t>{{EXISTING_INTEREST_RATE_1}}</w:t>
             </w:r>
           </w:p>
@@ -736,15 +1087,17 @@
           <w:p>
             <w:pPr>
               <w:jc w:val="both"/>
+              <w:rPr>
+                <w:b/>
+                <w:bCs/>
+              </w:rPr>
             </w:pPr>
             <w:r>
-              <w:t>{{CREDIT_LIMIT_NATURE_</w:t>
-            </w:r>
-            <w:r>
-              <w:t>2</w:t>
-            </w:r>
-            <w:r>
-              <w:t>}}</w:t>
+              <w:rPr>
+                <w:b/>
+                <w:bCs/>
+              </w:rPr>
+              <w:t>{{CREDIT_LIMIT_NATURE_2}}</w:t>
             </w:r>
           </w:p>
         </w:tc>
@@ -768,15 +1121,17 @@
           <w:p>
             <w:pPr>
               <w:jc w:val="both"/>
+              <w:rPr>
+                <w:b/>
+                <w:bCs/>
+              </w:rPr>
             </w:pPr>
             <w:r>
-              <w:t>{{LIMIT_AMOUNT_</w:t>
-            </w:r>
-            <w:r>
-              <w:t>2</w:t>
-            </w:r>
-            <w:r>
-              <w:t>}}</w:t>
+              <w:rPr>
+                <w:b/>
+                <w:bCs/>
+              </w:rPr>
+              <w:t>{{LIMIT_AMOUNT_2}}</w:t>
             </w:r>
           </w:p>
         </w:tc>
@@ -800,15 +1155,17 @@
           <w:p>
             <w:pPr>
               <w:jc w:val="both"/>
+              <w:rPr>
+                <w:b/>
+                <w:bCs/>
+              </w:rPr>
             </w:pPr>
             <w:r>
-              <w:t>{{EXISTING_INTEREST_RATE_</w:t>
-            </w:r>
-            <w:r>
-              <w:t>3</w:t>
-            </w:r>
-            <w:r>
-              <w:t>}}</w:t>
+              <w:rPr>
+                <w:b/>
+                <w:bCs/>
+              </w:rPr>
+              <w:t>{{EXISTING_INTEREST_RATE_3}}</w:t>
             </w:r>
           </w:p>
         </w:tc>
@@ -1965,7 +2322,17 @@
       </w:r>
     </w:p>
     <w:p>
-      <w:r>
+      <w:pPr>
+        <w:rPr>
+          <w:b/>
+          <w:bCs/>
+        </w:rPr>
+      </w:pPr>
+      <w:r>
+        <w:rPr>
+          <w:b/>
+          <w:bCs/>
+        </w:rPr>
         <w:t xml:space="preserve">{{LAND_DETAILS_SCHEDULE_3}} </w:t>
       </w:r>
     </w:p>
@@ -2004,8 +2371,8 @@
         <w:tblLook w:val="04A0" w:firstRow="1" w:lastRow="0" w:firstColumn="1" w:lastColumn="0" w:noHBand="0" w:noVBand="1"/>
       </w:tblPr>
       <w:tblGrid>
-        <w:gridCol w:w="3466"/>
-        <w:gridCol w:w="4756"/>
+        <w:gridCol w:w="3583"/>
+        <w:gridCol w:w="4927"/>
       </w:tblGrid>
       <w:tr>
         <w:trPr>
@@ -2084,7 +2451,17 @@
             <w:hideMark/>
           </w:tcPr>
           <w:p>
+            <w:pPr>
+              <w:rPr>
+                <w:b/>
+                <w:bCs/>
+              </w:rPr>
+            </w:pPr>
             <w:r>
+              <w:rPr>
+                <w:b/>
+                <w:bCs/>
+              </w:rPr>
               <w:t>{{TERM_LOAN_DUE_DATE_1}}</w:t>
             </w:r>
           </w:p>
@@ -2108,7 +2485,17 @@
             <w:hideMark/>
           </w:tcPr>
           <w:p>
+            <w:pPr>
+              <w:rPr>
+                <w:b/>
+                <w:bCs/>
+              </w:rPr>
+            </w:pPr>
             <w:r>
+              <w:rPr>
+                <w:b/>
+                <w:bCs/>
+              </w:rPr>
               <w:t>{{TERM_LOAN_INSTALMENT_AMOUNT_1}}</w:t>
             </w:r>
           </w:p>
@@ -2117,7 +2504,17 @@
     </w:tbl>
     <w:p>
       <w:r>
-        <w:t xml:space="preserve">The contents of the indenture have been read over and translated into {{TRANSLATED_LANGUAGE}} and explained to the Borrower(s) and he/they having understood the contents thereof subscribe(s) to these presents. </w:t>
+        <w:t xml:space="preserve">The contents of the indenture have been read over and translated into </w:t>
+      </w:r>
+      <w:r>
+        <w:rPr>
+          <w:b/>
+          <w:bCs/>
+        </w:rPr>
+        <w:t>{{TRANSLATED_LANGUAGE}}</w:t>
+      </w:r>
+      <w:r>
+        <w:t xml:space="preserve"> and explained to the Borrower(s) and he/they having understood the contents thereof subscribe(s) to these presents. </w:t>
       </w:r>
     </w:p>
     <w:p>
@@ -2133,34 +2530,66 @@
     <w:p>
       <w:pPr>
         <w:jc w:val="right"/>
-      </w:pPr>
-      <w:r>
+        <w:rPr>
+          <w:b/>
+          <w:bCs/>
+        </w:rPr>
+      </w:pPr>
+      <w:r>
+        <w:rPr>
+          <w:b/>
+          <w:bCs/>
+        </w:rPr>
         <w:t>{{BORROWER_NAME}}</w:t>
       </w:r>
     </w:p>
     <w:p>
       <w:pPr>
         <w:jc w:val="right"/>
+        <w:rPr>
+          <w:b/>
+          <w:bCs/>
+        </w:rPr>
       </w:pPr>
     </w:p>
     <w:p>
       <w:pPr>
         <w:jc w:val="right"/>
-      </w:pPr>
-      <w:r>
+        <w:rPr>
+          <w:b/>
+          <w:bCs/>
+        </w:rPr>
+      </w:pPr>
+      <w:r>
+        <w:rPr>
+          <w:b/>
+          <w:bCs/>
+        </w:rPr>
         <w:t>{{CO_BORROWER_NAME}}</w:t>
       </w:r>
     </w:p>
     <w:p>
       <w:pPr>
         <w:jc w:val="right"/>
+        <w:rPr>
+          <w:b/>
+          <w:bCs/>
+        </w:rPr>
       </w:pPr>
     </w:p>
     <w:p>
       <w:pPr>
         <w:jc w:val="right"/>
-      </w:pPr>
-      <w:r>
+        <w:rPr>
+          <w:b/>
+          <w:bCs/>
+        </w:rPr>
+      </w:pPr>
+      <w:r>
+        <w:rPr>
+          <w:b/>
+          <w:bCs/>
+        </w:rPr>
         <w:t>{{BORROWER_3_NAME}}</w:t>
       </w:r>
     </w:p>
@@ -2220,7 +2649,7 @@
 </file>
 
 <file path=word/endnotes.xml><?xml version="1.0" encoding="utf-8"?>
-<w:endnotes xmlns:wpc="http://schemas.microsoft.com/office/word/2010/wordprocessingCanvas" xmlns:cx="http://schemas.microsoft.com/office/drawing/2014/chartex" xmlns:cx1="http://schemas.microsoft.com/office/drawing/2015/9/8/chartex" xmlns:cx2="http://schemas.microsoft.com/office/drawing/2015/10/21/chartex" xmlns:cx3="http://schemas.microsoft.com/office/drawing/2016/5/9/chartex" xmlns:cx4="http://schemas.microsoft.com/office/drawing/2016/5/10/chartex" xmlns:cx5="http://schemas.microsoft.com/office/drawing/2016/5/11/chartex" xmlns:cx6="http://schemas.microsoft.com/office/drawing/2016/5/12/chartex" xmlns:cx7="http://schemas.microsoft.com/office/drawing/2016/5/13/chartex" xmlns:cx8="http://schemas.microsoft.com/office/drawing/2016/5/14/chartex" xmlns:mc="http://schemas.openxmlformats.org/markup-compatibility/2006" xmlns:aink="http://schemas.microsoft.com/office/drawing/2016/ink" xmlns:am3d="http://schemas.microsoft.com/office/drawing/2017/model3d" xmlns:o="urn:schemas-microsoft-com:office:office" xmlns:oel="http://schemas.microsoft.com/office/2019/extlst" xmlns:r="http://schemas.openxmlformats.org/officeDocument/2006/relationships" xmlns:m="http://schemas.openxmlformats.org/officeDocument/2006/math" xmlns:v="urn:schemas-microsoft-com:vml" xmlns:wp14="http://schemas.microsoft.com/office/word/2010/wordprocessingDrawing" xmlns:wp="http://schemas.openxmlformats.org/drawingml/2006/wordprocessingDrawing" xmlns:w10="urn:schemas-microsoft-com:office:word" xmlns:w="http://schemas.openxmlformats.org/wordprocessingml/2006/main" xmlns:w14="http://schemas.microsoft.com/office/word/2010/wordml" xmlns:w15="http://schemas.microsoft.com/office/word/2012/wordml" xmlns:w16cei="http://schemas.microsoft.com/office/word/2026/wordml/cei" xmlns:w16cex="http://schemas.microsoft.com/office/word/2018/wordml/cex" xmlns:w16cid="http://schemas.microsoft.com/office/word/2016/wordml/cid" xmlns:w16="http://schemas.microsoft.com/office/word/2018/wordml" xmlns:w16du="http://schemas.microsoft.com/office/word/2023/wordml/word16du" xmlns:w16sdtdh="http://schemas.microsoft.com/office/word/2020/wordml/sdtdatahash" xmlns:w16sdtfl="http://schemas.microsoft.com/office/word/2024/wordml/sdtformatlock" xmlns:w16se="http://schemas.microsoft.com/office/word/2015/wordml/symex" xmlns:wpg="http://schemas.microsoft.com/office/word/2010/wordprocessingGroup" xmlns:wpi="http://schemas.microsoft.com/office/word/2010/wordprocessingInk" xmlns:wne="http://schemas.microsoft.com/office/word/2006/wordml" xmlns:wps="http://schemas.microsoft.com/office/word/2010/wordprocessingShape" mc:Ignorable="w14 w15 w16se w16cid w16 w16cex w16sdtdh w16sdtfl w16du wp14">
+<w:endnotes xmlns:wpc="http://schemas.microsoft.com/office/word/2010/wordprocessingCanvas" xmlns:cx="http://schemas.microsoft.com/office/drawing/2014/chartex" xmlns:cx1="http://schemas.microsoft.com/office/drawing/2015/9/8/chartex" xmlns:cx2="http://schemas.microsoft.com/office/drawing/2015/10/21/chartex" xmlns:cx3="http://schemas.microsoft.com/office/drawing/2016/5/9/chartex" xmlns:cx4="http://schemas.microsoft.com/office/drawing/2016/5/10/chartex" xmlns:cx5="http://schemas.microsoft.com/office/drawing/2016/5/11/chartex" xmlns:cx6="http://schemas.microsoft.com/office/drawing/2016/5/12/chartex" xmlns:cx7="http://schemas.microsoft.com/office/drawing/2016/5/13/chartex" xmlns:cx8="http://schemas.microsoft.com/office/drawing/2016/5/14/chartex" xmlns:mc="http://schemas.openxmlformats.org/markup-compatibility/2006" xmlns:aink="http://schemas.microsoft.com/office/drawing/2016/ink" xmlns:am3d="http://schemas.microsoft.com/office/drawing/2017/model3d" xmlns:o="urn:schemas-microsoft-com:office:office" xmlns:oel="http://schemas.microsoft.com/office/2019/extlst" xmlns:r="http://schemas.openxmlformats.org/officeDocument/2006/relationships" xmlns:m="http://schemas.openxmlformats.org/officeDocument/2006/math" xmlns:v="urn:schemas-microsoft-com:vml" xmlns:wp14="http://schemas.microsoft.com/office/word/2010/wordprocessingDrawing" xmlns:wp="http://schemas.openxmlformats.org/drawingml/2006/wordprocessingDrawing" xmlns:w10="urn:schemas-microsoft-com:office:word" xmlns:w="http://schemas.openxmlformats.org/wordprocessingml/2006/main" xmlns:w14="http://schemas.microsoft.com/office/word/2010/wordml" xmlns:w15="http://schemas.microsoft.com/office/word/2012/wordml" xmlns:w16cex="http://schemas.microsoft.com/office/word/2018/wordml/cex" xmlns:w16cid="http://schemas.microsoft.com/office/word/2016/wordml/cid" xmlns:w16="http://schemas.microsoft.com/office/word/2018/wordml" xmlns:w16du="http://schemas.microsoft.com/office/word/2023/wordml/word16du" xmlns:w16sdtdh="http://schemas.microsoft.com/office/word/2020/wordml/sdtdatahash" xmlns:w16sdtfl="http://schemas.microsoft.com/office/word/2024/wordml/sdtformatlock" xmlns:w16se="http://schemas.microsoft.com/office/word/2015/wordml/symex" xmlns:wpg="http://schemas.microsoft.com/office/word/2010/wordprocessingGroup" xmlns:wpi="http://schemas.microsoft.com/office/word/2010/wordprocessingInk" xmlns:wne="http://schemas.microsoft.com/office/word/2006/wordml" xmlns:wps="http://schemas.microsoft.com/office/word/2010/wordprocessingShape" mc:Ignorable="w14 w15 w16se w16cid w16 w16cex w16sdtdh w16sdtfl w16du wp14">
   <w:endnote w:type="separator" w:id="-1">
     <w:p>
       <w:pPr>
@@ -2245,7 +2674,7 @@
 </file>
 
 <file path=word/footer1.xml><?xml version="1.0" encoding="utf-8"?>
-<w:ftr xmlns:wpc="http://schemas.microsoft.com/office/word/2010/wordprocessingCanvas" xmlns:cx="http://schemas.microsoft.com/office/drawing/2014/chartex" xmlns:cx1="http://schemas.microsoft.com/office/drawing/2015/9/8/chartex" xmlns:cx2="http://schemas.microsoft.com/office/drawing/2015/10/21/chartex" xmlns:cx3="http://schemas.microsoft.com/office/drawing/2016/5/9/chartex" xmlns:cx4="http://schemas.microsoft.com/office/drawing/2016/5/10/chartex" xmlns:cx5="http://schemas.microsoft.com/office/drawing/2016/5/11/chartex" xmlns:cx6="http://schemas.microsoft.com/office/drawing/2016/5/12/chartex" xmlns:cx7="http://schemas.microsoft.com/office/drawing/2016/5/13/chartex" xmlns:cx8="http://schemas.microsoft.com/office/drawing/2016/5/14/chartex" xmlns:mc="http://schemas.openxmlformats.org/markup-compatibility/2006" xmlns:aink="http://schemas.microsoft.com/office/drawing/2016/ink" xmlns:am3d="http://schemas.microsoft.com/office/drawing/2017/model3d" xmlns:o="urn:schemas-microsoft-com:office:office" xmlns:oel="http://schemas.microsoft.com/office/2019/extlst" xmlns:r="http://schemas.openxmlformats.org/officeDocument/2006/relationships" xmlns:m="http://schemas.openxmlformats.org/officeDocument/2006/math" xmlns:v="urn:schemas-microsoft-com:vml" xmlns:wp14="http://schemas.microsoft.com/office/word/2010/wordprocessingDrawing" xmlns:wp="http://schemas.openxmlformats.org/drawingml/2006/wordprocessingDrawing" xmlns:w10="urn:schemas-microsoft-com:office:word" xmlns:w="http://schemas.openxmlformats.org/wordprocessingml/2006/main" xmlns:w14="http://schemas.microsoft.com/office/word/2010/wordml" xmlns:w15="http://schemas.microsoft.com/office/word/2012/wordml" xmlns:w16cei="http://schemas.microsoft.com/office/word/2026/wordml/cei" xmlns:w16cex="http://schemas.microsoft.com/office/word/2018/wordml/cex" xmlns:w16cid="http://schemas.microsoft.com/office/word/2016/wordml/cid" xmlns:w16="http://schemas.microsoft.com/office/word/2018/wordml" xmlns:w16du="http://schemas.microsoft.com/office/word/2023/wordml/word16du" xmlns:w16sdtdh="http://schemas.microsoft.com/office/word/2020/wordml/sdtdatahash" xmlns:w16sdtfl="http://schemas.microsoft.com/office/word/2024/wordml/sdtformatlock" xmlns:w16se="http://schemas.microsoft.com/office/word/2015/wordml/symex" xmlns:wpg="http://schemas.microsoft.com/office/word/2010/wordprocessingGroup" xmlns:wpi="http://schemas.microsoft.com/office/word/2010/wordprocessingInk" xmlns:wne="http://schemas.microsoft.com/office/word/2006/wordml" xmlns:wps="http://schemas.microsoft.com/office/word/2010/wordprocessingShape" mc:Ignorable="w14 w15 w16se w16cid w16 w16cex w16sdtdh w16sdtfl w16du wp14">
+<w:ftr xmlns:wpc="http://schemas.microsoft.com/office/word/2010/wordprocessingCanvas" xmlns:cx="http://schemas.microsoft.com/office/drawing/2014/chartex" xmlns:cx1="http://schemas.microsoft.com/office/drawing/2015/9/8/chartex" xmlns:cx2="http://schemas.microsoft.com/office/drawing/2015/10/21/chartex" xmlns:cx3="http://schemas.microsoft.com/office/drawing/2016/5/9/chartex" xmlns:cx4="http://schemas.microsoft.com/office/drawing/2016/5/10/chartex" xmlns:cx5="http://schemas.microsoft.com/office/drawing/2016/5/11/chartex" xmlns:cx6="http://schemas.microsoft.com/office/drawing/2016/5/12/chartex" xmlns:cx7="http://schemas.microsoft.com/office/drawing/2016/5/13/chartex" xmlns:cx8="http://schemas.microsoft.com/office/drawing/2016/5/14/chartex" xmlns:mc="http://schemas.openxmlformats.org/markup-compatibility/2006" xmlns:aink="http://schemas.microsoft.com/office/drawing/2016/ink" xmlns:am3d="http://schemas.microsoft.com/office/drawing/2017/model3d" xmlns:o="urn:schemas-microsoft-com:office:office" xmlns:oel="http://schemas.microsoft.com/office/2019/extlst" xmlns:r="http://schemas.openxmlformats.org/officeDocument/2006/relationships" xmlns:m="http://schemas.openxmlformats.org/officeDocument/2006/math" xmlns:v="urn:schemas-microsoft-com:vml" xmlns:wp14="http://schemas.microsoft.com/office/word/2010/wordprocessingDrawing" xmlns:wp="http://schemas.openxmlformats.org/drawingml/2006/wordprocessingDrawing" xmlns:w10="urn:schemas-microsoft-com:office:word" xmlns:w="http://schemas.openxmlformats.org/wordprocessingml/2006/main" xmlns:w14="http://schemas.microsoft.com/office/word/2010/wordml" xmlns:w15="http://schemas.microsoft.com/office/word/2012/wordml" xmlns:w16cex="http://schemas.microsoft.com/office/word/2018/wordml/cex" xmlns:w16cid="http://schemas.microsoft.com/office/word/2016/wordml/cid" xmlns:w16="http://schemas.microsoft.com/office/word/2018/wordml" xmlns:w16du="http://schemas.microsoft.com/office/word/2023/wordml/word16du" xmlns:w16sdtdh="http://schemas.microsoft.com/office/word/2020/wordml/sdtdatahash" xmlns:w16sdtfl="http://schemas.microsoft.com/office/word/2024/wordml/sdtformatlock" xmlns:w16se="http://schemas.microsoft.com/office/word/2015/wordml/symex" xmlns:wpg="http://schemas.microsoft.com/office/word/2010/wordprocessingGroup" xmlns:wpi="http://schemas.microsoft.com/office/word/2010/wordprocessingInk" xmlns:wne="http://schemas.microsoft.com/office/word/2006/wordml" xmlns:wps="http://schemas.microsoft.com/office/word/2010/wordprocessingShape" mc:Ignorable="w14 w15 w16se w16cid w16 w16cex w16sdtdh w16sdtfl w16du wp14">
   <w:sdt>
     <w:sdtPr>
       <w:id w:val="551351195"/>
@@ -2312,7 +2741,7 @@
 </file>
 
 <file path=word/footnotes.xml><?xml version="1.0" encoding="utf-8"?>
-<w:footnotes xmlns:wpc="http://schemas.microsoft.com/office/word/2010/wordprocessingCanvas" xmlns:cx="http://schemas.microsoft.com/office/drawing/2014/chartex" xmlns:cx1="http://schemas.microsoft.com/office/drawing/2015/9/8/chartex" xmlns:cx2="http://schemas.microsoft.com/office/drawing/2015/10/21/chartex" xmlns:cx3="http://schemas.microsoft.com/office/drawing/2016/5/9/chartex" xmlns:cx4="http://schemas.microsoft.com/office/drawing/2016/5/10/chartex" xmlns:cx5="http://schemas.microsoft.com/office/drawing/2016/5/11/chartex" xmlns:cx6="http://schemas.microsoft.com/office/drawing/2016/5/12/chartex" xmlns:cx7="http://schemas.microsoft.com/office/drawing/2016/5/13/chartex" xmlns:cx8="http://schemas.microsoft.com/office/drawing/2016/5/14/chartex" xmlns:mc="http://schemas.openxmlformats.org/markup-compatibility/2006" xmlns:aink="http://schemas.microsoft.com/office/drawing/2016/ink" xmlns:am3d="http://schemas.microsoft.com/office/drawing/2017/model3d" xmlns:o="urn:schemas-microsoft-com:office:office" xmlns:oel="http://schemas.microsoft.com/office/2019/extlst" xmlns:r="http://schemas.openxmlformats.org/officeDocument/2006/relationships" xmlns:m="http://schemas.openxmlformats.org/officeDocument/2006/math" xmlns:v="urn:schemas-microsoft-com:vml" xmlns:wp14="http://schemas.microsoft.com/office/word/2010/wordprocessingDrawing" xmlns:wp="http://schemas.openxmlformats.org/drawingml/2006/wordprocessingDrawing" xmlns:w10="urn:schemas-microsoft-com:office:word" xmlns:w="http://schemas.openxmlformats.org/wordprocessingml/2006/main" xmlns:w14="http://schemas.microsoft.com/office/word/2010/wordml" xmlns:w15="http://schemas.microsoft.com/office/word/2012/wordml" xmlns:w16cei="http://schemas.microsoft.com/office/word/2026/wordml/cei" xmlns:w16cex="http://schemas.microsoft.com/office/word/2018/wordml/cex" xmlns:w16cid="http://schemas.microsoft.com/office/word/2016/wordml/cid" xmlns:w16="http://schemas.microsoft.com/office/word/2018/wordml" xmlns:w16du="http://schemas.microsoft.com/office/word/2023/wordml/word16du" xmlns:w16sdtdh="http://schemas.microsoft.com/office/word/2020/wordml/sdtdatahash" xmlns:w16sdtfl="http://schemas.microsoft.com/office/word/2024/wordml/sdtformatlock" xmlns:w16se="http://schemas.microsoft.com/office/word/2015/wordml/symex" xmlns:wpg="http://schemas.microsoft.com/office/word/2010/wordprocessingGroup" xmlns:wpi="http://schemas.microsoft.com/office/word/2010/wordprocessingInk" xmlns:wne="http://schemas.microsoft.com/office/word/2006/wordml" xmlns:wps="http://schemas.microsoft.com/office/word/2010/wordprocessingShape" mc:Ignorable="w14 w15 w16se w16cid w16 w16cex w16sdtdh w16sdtfl w16du wp14">
+<w:footnotes xmlns:wpc="http://schemas.microsoft.com/office/word/2010/wordprocessingCanvas" xmlns:cx="http://schemas.microsoft.com/office/drawing/2014/chartex" xmlns:cx1="http://schemas.microsoft.com/office/drawing/2015/9/8/chartex" xmlns:cx2="http://schemas.microsoft.com/office/drawing/2015/10/21/chartex" xmlns:cx3="http://schemas.microsoft.com/office/drawing/2016/5/9/chartex" xmlns:cx4="http://schemas.microsoft.com/office/drawing/2016/5/10/chartex" xmlns:cx5="http://schemas.microsoft.com/office/drawing/2016/5/11/chartex" xmlns:cx6="http://schemas.microsoft.com/office/drawing/2016/5/12/chartex" xmlns:cx7="http://schemas.microsoft.com/office/drawing/2016/5/13/chartex" xmlns:cx8="http://schemas.microsoft.com/office/drawing/2016/5/14/chartex" xmlns:mc="http://schemas.openxmlformats.org/markup-compatibility/2006" xmlns:aink="http://schemas.microsoft.com/office/drawing/2016/ink" xmlns:am3d="http://schemas.microsoft.com/office/drawing/2017/model3d" xmlns:o="urn:schemas-microsoft-com:office:office" xmlns:oel="http://schemas.microsoft.com/office/2019/extlst" xmlns:r="http://schemas.openxmlformats.org/officeDocument/2006/relationships" xmlns:m="http://schemas.openxmlformats.org/officeDocument/2006/math" xmlns:v="urn:schemas-microsoft-com:vml" xmlns:wp14="http://schemas.microsoft.com/office/word/2010/wordprocessingDrawing" xmlns:wp="http://schemas.openxmlformats.org/drawingml/2006/wordprocessingDrawing" xmlns:w10="urn:schemas-microsoft-com:office:word" xmlns:w="http://schemas.openxmlformats.org/wordprocessingml/2006/main" xmlns:w14="http://schemas.microsoft.com/office/word/2010/wordml" xmlns:w15="http://schemas.microsoft.com/office/word/2012/wordml" xmlns:w16cex="http://schemas.microsoft.com/office/word/2018/wordml/cex" xmlns:w16cid="http://schemas.microsoft.com/office/word/2016/wordml/cid" xmlns:w16="http://schemas.microsoft.com/office/word/2018/wordml" xmlns:w16du="http://schemas.microsoft.com/office/word/2023/wordml/word16du" xmlns:w16sdtdh="http://schemas.microsoft.com/office/word/2020/wordml/sdtdatahash" xmlns:w16sdtfl="http://schemas.microsoft.com/office/word/2024/wordml/sdtformatlock" xmlns:w16se="http://schemas.microsoft.com/office/word/2015/wordml/symex" xmlns:wpg="http://schemas.microsoft.com/office/word/2010/wordprocessingGroup" xmlns:wpi="http://schemas.microsoft.com/office/word/2010/wordprocessingInk" xmlns:wne="http://schemas.microsoft.com/office/word/2006/wordml" xmlns:wps="http://schemas.microsoft.com/office/word/2010/wordprocessingShape" mc:Ignorable="w14 w15 w16se w16cid w16 w16cex w16sdtdh w16sdtfl w16du wp14">
   <w:footnote w:type="separator" w:id="-1">
     <w:p>
       <w:pPr>
@@ -2337,7 +2766,7 @@
 </file>
 
 <file path=word/numbering.xml><?xml version="1.0" encoding="utf-8"?>
-<w:numbering xmlns:wpc="http://schemas.microsoft.com/office/word/2010/wordprocessingCanvas" xmlns:cx="http://schemas.microsoft.com/office/drawing/2014/chartex" xmlns:cx1="http://schemas.microsoft.com/office/drawing/2015/9/8/chartex" xmlns:cx2="http://schemas.microsoft.com/office/drawing/2015/10/21/chartex" xmlns:cx3="http://schemas.microsoft.com/office/drawing/2016/5/9/chartex" xmlns:cx4="http://schemas.microsoft.com/office/drawing/2016/5/10/chartex" xmlns:cx5="http://schemas.microsoft.com/office/drawing/2016/5/11/chartex" xmlns:cx6="http://schemas.microsoft.com/office/drawing/2016/5/12/chartex" xmlns:cx7="http://schemas.microsoft.com/office/drawing/2016/5/13/chartex" xmlns:cx8="http://schemas.microsoft.com/office/drawing/2016/5/14/chartex" xmlns:mc="http://schemas.openxmlformats.org/markup-compatibility/2006" xmlns:aink="http://schemas.microsoft.com/office/drawing/2016/ink" xmlns:am3d="http://schemas.microsoft.com/office/drawing/2017/model3d" xmlns:o="urn:schemas-microsoft-com:office:office" xmlns:oel="http://schemas.microsoft.com/office/2019/extlst" xmlns:r="http://schemas.openxmlformats.org/officeDocument/2006/relationships" xmlns:m="http://schemas.openxmlformats.org/officeDocument/2006/math" xmlns:v="urn:schemas-microsoft-com:vml" xmlns:wp14="http://schemas.microsoft.com/office/word/2010/wordprocessingDrawing" xmlns:wp="http://schemas.openxmlformats.org/drawingml/2006/wordprocessingDrawing" xmlns:w10="urn:schemas-microsoft-com:office:word" xmlns:w="http://schemas.openxmlformats.org/wordprocessingml/2006/main" xmlns:w14="http://schemas.microsoft.com/office/word/2010/wordml" xmlns:w15="http://schemas.microsoft.com/office/word/2012/wordml" xmlns:w16cei="http://schemas.microsoft.com/office/word/2026/wordml/cei" xmlns:w16cex="http://schemas.microsoft.com/office/word/2018/wordml/cex" xmlns:w16cid="http://schemas.microsoft.com/office/word/2016/wordml/cid" xmlns:w16="http://schemas.microsoft.com/office/word/2018/wordml" xmlns:w16du="http://schemas.microsoft.com/office/word/2023/wordml/word16du" xmlns:w16sdtdh="http://schemas.microsoft.com/office/word/2020/wordml/sdtdatahash" xmlns:w16sdtfl="http://schemas.microsoft.com/office/word/2024/wordml/sdtformatlock" xmlns:w16se="http://schemas.microsoft.com/office/word/2015/wordml/symex" xmlns:wpg="http://schemas.microsoft.com/office/word/2010/wordprocessingGroup" xmlns:wpi="http://schemas.microsoft.com/office/word/2010/wordprocessingInk" xmlns:wne="http://schemas.microsoft.com/office/word/2006/wordml" xmlns:wps="http://schemas.microsoft.com/office/word/2010/wordprocessingShape" mc:Ignorable="w14 w15 w16se w16cid w16 w16cex w16sdtdh w16sdtfl w16du wp14">
+<w:numbering xmlns:wpc="http://schemas.microsoft.com/office/word/2010/wordprocessingCanvas" xmlns:cx="http://schemas.microsoft.com/office/drawing/2014/chartex" xmlns:cx1="http://schemas.microsoft.com/office/drawing/2015/9/8/chartex" xmlns:cx2="http://schemas.microsoft.com/office/drawing/2015/10/21/chartex" xmlns:cx3="http://schemas.microsoft.com/office/drawing/2016/5/9/chartex" xmlns:cx4="http://schemas.microsoft.com/office/drawing/2016/5/10/chartex" xmlns:cx5="http://schemas.microsoft.com/office/drawing/2016/5/11/chartex" xmlns:cx6="http://schemas.microsoft.com/office/drawing/2016/5/12/chartex" xmlns:cx7="http://schemas.microsoft.com/office/drawing/2016/5/13/chartex" xmlns:cx8="http://schemas.microsoft.com/office/drawing/2016/5/14/chartex" xmlns:mc="http://schemas.openxmlformats.org/markup-compatibility/2006" xmlns:aink="http://schemas.microsoft.com/office/drawing/2016/ink" xmlns:am3d="http://schemas.microsoft.com/office/drawing/2017/model3d" xmlns:o="urn:schemas-microsoft-com:office:office" xmlns:oel="http://schemas.microsoft.com/office/2019/extlst" xmlns:r="http://schemas.openxmlformats.org/officeDocument/2006/relationships" xmlns:m="http://schemas.openxmlformats.org/officeDocument/2006/math" xmlns:v="urn:schemas-microsoft-com:vml" xmlns:wp14="http://schemas.microsoft.com/office/word/2010/wordprocessingDrawing" xmlns:wp="http://schemas.openxmlformats.org/drawingml/2006/wordprocessingDrawing" xmlns:w10="urn:schemas-microsoft-com:office:word" xmlns:w="http://schemas.openxmlformats.org/wordprocessingml/2006/main" xmlns:w14="http://schemas.microsoft.com/office/word/2010/wordml" xmlns:w15="http://schemas.microsoft.com/office/word/2012/wordml" xmlns:w16cex="http://schemas.microsoft.com/office/word/2018/wordml/cex" xmlns:w16cid="http://schemas.microsoft.com/office/word/2016/wordml/cid" xmlns:w16="http://schemas.microsoft.com/office/word/2018/wordml" xmlns:w16du="http://schemas.microsoft.com/office/word/2023/wordml/word16du" xmlns:w16sdtdh="http://schemas.microsoft.com/office/word/2020/wordml/sdtdatahash" xmlns:w16sdtfl="http://schemas.microsoft.com/office/word/2024/wordml/sdtformatlock" xmlns:w16se="http://schemas.microsoft.com/office/word/2015/wordml/symex" xmlns:wpg="http://schemas.microsoft.com/office/word/2010/wordprocessingGroup" xmlns:wpi="http://schemas.microsoft.com/office/word/2010/wordprocessingInk" xmlns:wne="http://schemas.microsoft.com/office/word/2006/wordml" xmlns:wps="http://schemas.microsoft.com/office/word/2010/wordprocessingShape" mc:Ignorable="w14 w15 w16se w16cid w16 w16cex w16sdtdh w16sdtfl w16du wp14">
   <w:abstractNum w:abstractNumId="0" w15:restartNumberingAfterBreak="0">
     <w:nsid w:val="0740614E"/>
     <w:multiLevelType w:val="multilevel"/>
